--- a/cv/publications.docx
+++ b/cv/publications.docx
@@ -21,7 +21,7 @@
         <w:pStyle w:val="FirstParagraph"/>
       </w:pPr>
       <w:r>
-        <w:t xml:space="preserve">Total count: 216   |   h-index: 9   |   i10-index: 9</w:t>
+        <w:t xml:space="preserve">Total count: 239   |   h-index: 9   |   i10-index: 9</w:t>
       </w:r>
     </w:p>
     <w:bookmarkEnd w:id="20"/>
